--- a/public/templates/MBCDI report English 8-18mo_AT RISK.docx
+++ b/public/templates/MBCDI report English 8-18mo_AT RISK.docx
@@ -53,6 +53,7 @@
         </w:rPr>
         <w:t xml:space="preserve">Thank you for being part of the </w:t>
       </w:r>
+      <w:proofErr w:type="gramStart"/>
       <w:r>
         <w:rPr>
           <w:rFonts w:cs="Times New Roman"/>
@@ -60,9 +61,11 @@
           <w:iCs/>
           <w:sz w:val="22"/>
           <w:szCs w:val="22"/>
+          <w:highlight w:val="yellow"/>
         </w:rPr>
         <w:t>[ ]</w:t>
       </w:r>
+      <w:proofErr w:type="gramEnd"/>
       <w:r>
         <w:rPr>
           <w:rFonts w:cs="Times New Roman"/>
@@ -420,8 +423,9 @@
           <w:sz w:val="22"/>
           <w:szCs w:val="22"/>
         </w:rPr>
-        <w:t>What Does the 2</w:t>
-      </w:r>
+        <w:t xml:space="preserve">What Does </w:t>
+      </w:r>
+      <w:proofErr w:type="gramStart"/>
       <w:r>
         <w:rPr>
           <w:rFonts w:cs="Times New Roman"/>
@@ -430,8 +434,19 @@
           <w:sz w:val="22"/>
           <w:szCs w:val="22"/>
         </w:rPr>
+        <w:t>the 2</w:t>
+      </w:r>
+      <w:r>
+        <w:rPr>
+          <w:rFonts w:cs="Times New Roman"/>
+          <w:b/>
+          <w:bCs/>
+          <w:sz w:val="22"/>
+          <w:szCs w:val="22"/>
+        </w:rPr>
         <w:t>0</w:t>
       </w:r>
+      <w:proofErr w:type="gramEnd"/>
       <w:r>
         <w:rPr>
           <w:rFonts w:cs="Times New Roman"/>
@@ -1513,6 +1528,7 @@
               </w:rPr>
               <w:t xml:space="preserve">Receptive Total (words understood): </w:t>
             </w:r>
+            <w:proofErr w:type="spellStart"/>
             <w:r>
               <w:rPr>
                 <w:rFonts w:ascii="Arial" w:hAnsi="Arial" w:cs="Arial" w:hint="eastAsia"/>
@@ -1527,6 +1543,7 @@
               </w:rPr>
               <w:t>number</w:t>
             </w:r>
+            <w:proofErr w:type="spellEnd"/>
             <w:r>
               <w:rPr>
                 <w:rFonts w:ascii="Arial" w:hAnsi="Arial" w:cs="Arial" w:hint="eastAsia"/>
@@ -1556,6 +1573,7 @@
               </w:rPr>
               <w:t xml:space="preserve">Expressive Total (words said): </w:t>
             </w:r>
+            <w:proofErr w:type="spellStart"/>
             <w:r>
               <w:rPr>
                 <w:rFonts w:ascii="Arial" w:hAnsi="Arial" w:cs="Arial" w:hint="eastAsia"/>
@@ -1570,6 +1588,7 @@
               </w:rPr>
               <w:t>number</w:t>
             </w:r>
+            <w:proofErr w:type="spellEnd"/>
             <w:r>
               <w:rPr>
                 <w:rFonts w:ascii="Arial" w:hAnsi="Arial" w:cs="Arial" w:hint="eastAsia"/>
@@ -1663,6 +1682,7 @@
               </w:rPr>
               <w:t xml:space="preserve"> vocabulary: </w:t>
             </w:r>
+            <w:proofErr w:type="spellStart"/>
             <w:r>
               <w:rPr>
                 <w:rFonts w:ascii="Arial" w:hAnsi="Arial" w:cs="Arial" w:hint="eastAsia"/>
@@ -1677,6 +1697,7 @@
               </w:rPr>
               <w:t>number</w:t>
             </w:r>
+            <w:proofErr w:type="spellEnd"/>
             <w:r>
               <w:rPr>
                 <w:rFonts w:ascii="Arial" w:hAnsi="Arial" w:cs="Arial"/>
@@ -1759,6 +1780,7 @@
               </w:rPr>
               <w:t xml:space="preserve">vocabulary: </w:t>
             </w:r>
+            <w:proofErr w:type="spellStart"/>
             <w:r>
               <w:rPr>
                 <w:rFonts w:ascii="Arial" w:hAnsi="Arial" w:cs="Arial" w:hint="eastAsia"/>
@@ -1773,6 +1795,7 @@
               </w:rPr>
               <w:t>number</w:t>
             </w:r>
+            <w:proofErr w:type="spellEnd"/>
             <w:r>
               <w:rPr>
                 <w:rFonts w:ascii="Arial" w:hAnsi="Arial" w:cs="Arial"/>
